--- a/reports/C4_S7_LR01_Шаблон_отчёта.docx
+++ b/reports/C4_S7_LR01_Шаблон_отчёта.docx
@@ -2190,7 +2190,7 @@
     </w:p>
     <w:p>
       <w:r>
-        <w:t>Учебная сервисная служба получила заявки на выезд, карточки оборудования, журнал работ и список пользователей. Документы неполны и используют разные названия.</w:t>
+        <w:t>Учебная сервисная служба получила заявки на выезд, карточки оборудования, журнал работ, заметки специалистов и список пользователей. Документы неполны и используют разные названия.</w:t>
       </w:r>
     </w:p>
     <w:p>
@@ -2228,7 +2228,7 @@
           <w:color w:val="000000"/>
           <w:sz w:val="22"/>
         </w:rPr>
-        <w:t>Заявки на выезд и журнал работ.</w:t>
+        <w:t>Заявки на выезд, журнал работ и заметки специалистов.</w:t>
       </w:r>
     </w:p>
     <w:p>

--- a/reports/C4_S7_LR01_Шаблон_отчёта.docx
+++ b/reports/C4_S7_LR01_Шаблон_отчёта.docx
@@ -3994,7 +3994,7 @@
         <w:pStyle w:val="2"/>
       </w:pPr>
       <w:r>
-        <w:t>Критерии LMS · 10 баллов</w:t>
+        <w:t>Критерии LMS · 5 баллов</w:t>
       </w:r>
     </w:p>
     <w:tbl>
@@ -4120,7 +4120,7 @@
                 <w:color w:val="000000"/>
                 <w:sz w:val="17"/>
               </w:rPr>
-              <w:t>4</w:t>
+              <w:t>2</w:t>
             </w:r>
           </w:p>
         </w:tc>
@@ -4203,7 +4203,7 @@
                 <w:color w:val="000000"/>
                 <w:sz w:val="17"/>
               </w:rPr>
-              <w:t>2</w:t>
+              <w:t>1</w:t>
             </w:r>
           </w:p>
         </w:tc>
@@ -4286,7 +4286,7 @@
                 <w:color w:val="000000"/>
                 <w:sz w:val="17"/>
               </w:rPr>
-              <w:t>2</w:t>
+              <w:t>1</w:t>
             </w:r>
           </w:p>
         </w:tc>
@@ -4369,7 +4369,7 @@
                 <w:color w:val="000000"/>
                 <w:sz w:val="17"/>
               </w:rPr>
-              <w:t>1</w:t>
+              <w:t>0,5</w:t>
             </w:r>
           </w:p>
         </w:tc>
@@ -4452,7 +4452,7 @@
                 <w:color w:val="000000"/>
                 <w:sz w:val="17"/>
               </w:rPr>
-              <w:t>1</w:t>
+              <w:t>0,5</w:t>
             </w:r>
           </w:p>
         </w:tc>
